--- a/worksheets/dist/Worksheet4_Artemis_L3.docx
+++ b/worksheets/dist/Worksheet4_Artemis_L3.docx
@@ -284,7 +284,7 @@
             <w:pPr>
               <w:spacing w:after="0"/>
             </w:pPr>
-            <w:hyperlink w:history="1" r:id="rIdzz-ewmh1p5_ir3eebjuo8">
+            <w:hyperlink w:history="1" r:id="rId7432hx4ircp7yklier7gd">
               <w:r>
                 <w:rPr>
                   <w:rFonts w:ascii="Calibri" w:cs="Calibri" w:eastAsia="Calibri" w:hAnsi="Calibri"/>
@@ -295,7 +295,7 @@
                   <w:szCs w:val="20"/>
                   <w:u w:val="single"/>
                 </w:rPr>
-                <w:t xml:space="preserve">https://aion-green-it-day2.vercel.app/case/auron/</w:t>
+                <w:t xml:space="preserve">https://aion-green-it-day2-it-as-an-environ.vercel.app/case/auron/</w:t>
               </w:r>
             </w:hyperlink>
           </w:p>
@@ -361,7 +361,7 @@
             <w:pPr>
               <w:spacing w:after="0"/>
             </w:pPr>
-            <w:hyperlink w:history="1" r:id="rIdf94mmavaswjo0cb2q7q-i">
+            <w:hyperlink w:history="1" r:id="rIdwpemt1mmnej7kkm6wajxs">
               <w:r>
                 <w:rPr>
                   <w:rFonts w:ascii="Calibri" w:cs="Calibri" w:eastAsia="Calibri" w:hAnsi="Calibri"/>
@@ -372,7 +372,7 @@
                   <w:szCs w:val="20"/>
                   <w:u w:val="single"/>
                 </w:rPr>
-                <w:t xml:space="preserve">https://aion-green-it-day2.vercel.app/</w:t>
+                <w:t xml:space="preserve">https://aion-green-it-day2-it-as-an-environ.vercel.app/</w:t>
               </w:r>
             </w:hyperlink>
           </w:p>
@@ -2597,42 +2597,42 @@
                 <w:sz w:val="20"/>
                 <w:szCs w:val="20"/>
               </w:rPr>
-              <w:t xml:space="preserve">No app viewing needed.</w:t>
-            </w:r>
-          </w:p>
-        </w:tc>
-        <w:tc>
-          <w:tcPr>
-            <w:tcBorders>
-              <w:top w:val="single" w:color="D9D3EA" w:sz="4"/>
-              <w:left w:val="single" w:color="D9D3EA" w:sz="4"/>
-              <w:bottom w:val="single" w:color="D9D3EA" w:sz="4"/>
-              <w:right w:val="single" w:color="D9D3EA" w:sz="4"/>
-            </w:tcBorders>
-            <w:tcMar>
-              <w:top w:type="dxa" w:w="80"/>
-              <w:left w:type="dxa" w:w="120"/>
-              <w:bottom w:type="dxa" w:w="80"/>
-              <w:right w:type="dxa" w:w="120"/>
-            </w:tcMar>
-            <w:vAlign w:val="top"/>
-          </w:tcPr>
-          <w:p>
-            <w:pPr>
-              <w:spacing w:after="0" w:before="0"/>
-            </w:pPr>
-            <w:r>
-              <w:rPr>
-                <w:rFonts w:ascii="Calibri" w:cs="Calibri" w:eastAsia="Calibri" w:hAnsi="Calibri"/>
-                <w:b w:val="false"/>
-                <w:bCs w:val="false"/>
-                <w:i w:val="false"/>
-                <w:iCs w:val="false"/>
-                <w:color w:val="1B1230"/>
-                <w:sz w:val="20"/>
-                <w:szCs w:val="20"/>
-              </w:rPr>
-              <w:t xml:space="preserve">Own one decision under incomplete information.</w:t>
+              <w:t xml:space="preserve">/learn → L2 scenario &amp; W6 “Decision under incomplete information” rehearse this (optional).</w:t>
+            </w:r>
+          </w:p>
+        </w:tc>
+        <w:tc>
+          <w:tcPr>
+            <w:tcBorders>
+              <w:top w:val="single" w:color="D9D3EA" w:sz="4"/>
+              <w:left w:val="single" w:color="D9D3EA" w:sz="4"/>
+              <w:bottom w:val="single" w:color="D9D3EA" w:sz="4"/>
+              <w:right w:val="single" w:color="D9D3EA" w:sz="4"/>
+            </w:tcBorders>
+            <w:tcMar>
+              <w:top w:type="dxa" w:w="80"/>
+              <w:left w:type="dxa" w:w="120"/>
+              <w:bottom w:type="dxa" w:w="80"/>
+              <w:right w:type="dxa" w:w="120"/>
+            </w:tcMar>
+            <w:vAlign w:val="top"/>
+          </w:tcPr>
+          <w:p>
+            <w:pPr>
+              <w:spacing w:after="0" w:before="0"/>
+            </w:pPr>
+            <w:r>
+              <w:rPr>
+                <w:rFonts w:ascii="Calibri" w:cs="Calibri" w:eastAsia="Calibri" w:hAnsi="Calibri"/>
+                <w:b w:val="false"/>
+                <w:bCs w:val="false"/>
+                <w:i w:val="false"/>
+                <w:iCs w:val="false"/>
+                <w:color w:val="1B1230"/>
+                <w:sz w:val="20"/>
+                <w:szCs w:val="20"/>
+              </w:rPr>
+              <w:t xml:space="preserve">Clue: name the decision, the missing fact, your rule for deciding anyway, and a revisit trigger.</w:t>
             </w:r>
           </w:p>
         </w:tc>
@@ -2825,7 +2825,7 @@
                 <w:sz w:val="20"/>
                 <w:szCs w:val="20"/>
               </w:rPr>
-              <w:t xml:space="preserve">https://aion-green-it-day2.vercel.app/case/auron/ — click each of the ten findings on the board.</w:t>
+              <w:t xml:space="preserve">https://aion-green-it-day2-it-as-an-environ.vercel.app/case/auron/ — click each of the ten findings on the board.</w:t>
             </w:r>
           </w:p>
           <w:p>
@@ -4264,7 +4264,7 @@
                 <w:sz w:val="20"/>
                 <w:szCs w:val="20"/>
               </w:rPr>
-              <w:t xml:space="preserve">https://aion-green-it-day2.vercel.app/case/auron/ — the capacity-allocation widget.</w:t>
+              <w:t xml:space="preserve">https://aion-green-it-day2-it-as-an-environ.vercel.app/case/auron/ — the capacity-allocation widget.</w:t>
             </w:r>
           </w:p>
           <w:p>
@@ -6165,7 +6165,7 @@
           </w:tcPr>
           <w:p>
             <w:pPr>
-              <w:spacing w:after="0" w:before="0"/>
+              <w:spacing w:after="40" w:before="0"/>
             </w:pPr>
             <w:r>
               <w:rPr>
@@ -6192,6 +6192,37 @@
                 <w:szCs w:val="20"/>
               </w:rPr>
               <w:t xml:space="preserve">Answered from this sheet. This is the senior-level requirement: one decision you own under incomplete information.</w:t>
+            </w:r>
+          </w:p>
+          <w:p>
+            <w:pPr>
+              <w:spacing w:after="0" w:before="0"/>
+            </w:pPr>
+            <w:r>
+              <w:rPr>
+                <w:rFonts w:ascii="Calibri" w:cs="Calibri" w:eastAsia="Calibri" w:hAnsi="Calibri"/>
+                <w:b/>
+                <w:bCs/>
+                <w:i/>
+                <w:iCs/>
+                <w:color w:val="6B6484"/>
+                <w:sz w:val="18"/>
+                <w:szCs w:val="18"/>
+              </w:rPr>
+              <w:t xml:space="preserve">In the app (optional) · </w:t>
+            </w:r>
+            <w:r>
+              <w:rPr>
+                <w:rFonts w:ascii="Calibri" w:cs="Calibri" w:eastAsia="Calibri" w:hAnsi="Calibri"/>
+                <w:b w:val="false"/>
+                <w:bCs w:val="false"/>
+                <w:i/>
+                <w:iCs/>
+                <w:color w:val="6B6484"/>
+                <w:sz w:val="18"/>
+                <w:szCs w:val="18"/>
+              </w:rPr>
+              <w:t xml:space="preserve">https://aion-green-it-day2-it-as-an-environ.vercel.app/learn/ — the L2 scenario and W6 “Decision under incomplete information”</w:t>
             </w:r>
           </w:p>
         </w:tc>

--- a/worksheets/dist/Worksheet4_Artemis_L3.docx
+++ b/worksheets/dist/Worksheet4_Artemis_L3.docx
@@ -284,7 +284,7 @@
             <w:pPr>
               <w:spacing w:after="0"/>
             </w:pPr>
-            <w:hyperlink w:history="1" r:id="rId7432hx4ircp7yklier7gd">
+            <w:hyperlink w:history="1" r:id="rIdacgyqi54d-ehe__4hf921">
               <w:r>
                 <w:rPr>
                   <w:rFonts w:ascii="Calibri" w:cs="Calibri" w:eastAsia="Calibri" w:hAnsi="Calibri"/>
@@ -295,7 +295,7 @@
                   <w:szCs w:val="20"/>
                   <w:u w:val="single"/>
                 </w:rPr>
-                <w:t xml:space="preserve">https://aion-green-it-day2-it-as-an-environ.vercel.app/case/auron/</w:t>
+                <w:t xml:space="preserve">https://aion-green-it-day2-it-as-an-environ.vercel.app/case/artemis/</w:t>
               </w:r>
             </w:hyperlink>
           </w:p>
@@ -361,7 +361,7 @@
             <w:pPr>
               <w:spacing w:after="0"/>
             </w:pPr>
-            <w:hyperlink w:history="1" r:id="rIdwpemt1mmnej7kkm6wajxs">
+            <w:hyperlink w:history="1" r:id="rIdcxxpt4sdaley4ekwhmzz7">
               <w:r>
                 <w:rPr>
                   <w:rFonts w:ascii="Calibri" w:cs="Calibri" w:eastAsia="Calibri" w:hAnsi="Calibri"/>
@@ -2825,7 +2825,7 @@
                 <w:sz w:val="20"/>
                 <w:szCs w:val="20"/>
               </w:rPr>
-              <w:t xml:space="preserve">https://aion-green-it-day2-it-as-an-environ.vercel.app/case/auron/ — click each of the ten findings on the board.</w:t>
+              <w:t xml:space="preserve">https://aion-green-it-day2-it-as-an-environ.vercel.app/case/artemis/ — click each of the ten findings on the board.</w:t>
             </w:r>
           </w:p>
           <w:p>
@@ -4264,7 +4264,7 @@
                 <w:sz w:val="20"/>
                 <w:szCs w:val="20"/>
               </w:rPr>
-              <w:t xml:space="preserve">https://aion-green-it-day2-it-as-an-environ.vercel.app/case/auron/ — the capacity-allocation widget.</w:t>
+              <w:t xml:space="preserve">https://aion-green-it-day2-it-as-an-environ.vercel.app/case/artemis/ — the capacity-allocation widget.</w:t>
             </w:r>
           </w:p>
           <w:p>
